--- a/demo/_samples/sample-form.docx
+++ b/demo/_samples/sample-form.docx
@@ -440,14 +440,174 @@
         <w:pStyle w:val="Heading1"/>
       </w:pPr>
       <w:r>
-        <w:t xml:space="preserve">결정 사항 요약</w:t>
+        <w:t xml:space="preserve">향후 일정 및 담당자</w:t>
       </w:r>
     </w:p>
-    <w:p>
-      <w:r>
-        <w:t xml:space="preserve">결정 사항: </w:t>
-      </w:r>
-    </w:p>
+    <w:tbl>
+      <w:tblPr>
+        <w:tblW w:w="9024" w:type="dxa"/>
+        <w:tblBorders>
+          <w:top w:val="single" w:sz="4" w:space="0" w:color="AAB1C2"/>
+          <w:left w:val="single" w:sz="4" w:space="0" w:color="AAB1C2"/>
+          <w:bottom w:val="single" w:sz="4" w:space="0" w:color="AAB1C2"/>
+          <w:right w:val="single" w:sz="4" w:space="0" w:color="AAB1C2"/>
+          <w:insideH w:val="single" w:sz="4" w:space="0" w:color="AAB1C2"/>
+          <w:insideV w:val="single" w:sz="4" w:space="0" w:color="AAB1C2"/>
+        </w:tblBorders>
+      </w:tblPr>
+      <w:tblGrid>
+        <w:gridCol w:w="4512"/>
+        <w:gridCol w:w="2256"/>
+        <w:gridCol w:w="2256"/>
+      </w:tblGrid>
+      <w:tr>
+        <w:tc>
+          <w:tcPr>
+            <w:tcW w:w="4512" w:type="dxa"/>
+            <w:tcBorders>
+              <w:top w:val="single" w:sz="4" w:space="0" w:color="AAB1C2"/>
+              <w:left w:val="single" w:sz="4" w:space="0" w:color="AAB1C2"/>
+              <w:bottom w:val="single" w:sz="4" w:space="0" w:color="AAB1C2"/>
+              <w:right w:val="single" w:sz="4" w:space="0" w:color="AAB1C2"/>
+            </w:tcBorders>
+            <w:shd w:val="clear" w:fill="F3F5FB"/>
+            <w:vAlign w:val="center"/>
+          </w:tcPr>
+          <w:p>
+            <w:r>
+              <w:rPr>
+                <w:b/>
+              </w:rPr>
+              <w:t xml:space="preserve">업무 내용</w:t>
+            </w:r>
+          </w:p>
+        </w:tc>
+        <w:tc>
+          <w:tcPr>
+            <w:tcW w:w="2256" w:type="dxa"/>
+            <w:tcBorders>
+              <w:top w:val="single" w:sz="4" w:space="0" w:color="AAB1C2"/>
+              <w:left w:val="single" w:sz="4" w:space="0" w:color="AAB1C2"/>
+              <w:bottom w:val="single" w:sz="4" w:space="0" w:color="AAB1C2"/>
+              <w:right w:val="single" w:sz="4" w:space="0" w:color="AAB1C2"/>
+            </w:tcBorders>
+            <w:shd w:val="clear" w:fill="F3F5FB"/>
+            <w:vAlign w:val="center"/>
+          </w:tcPr>
+          <w:p>
+            <w:r>
+              <w:rPr>
+                <w:b/>
+              </w:rPr>
+              <w:t xml:space="preserve">담당자</w:t>
+            </w:r>
+          </w:p>
+        </w:tc>
+        <w:tc>
+          <w:tcPr>
+            <w:tcW w:w="2256" w:type="dxa"/>
+            <w:tcBorders>
+              <w:top w:val="single" w:sz="4" w:space="0" w:color="AAB1C2"/>
+              <w:left w:val="single" w:sz="4" w:space="0" w:color="AAB1C2"/>
+              <w:bottom w:val="single" w:sz="4" w:space="0" w:color="AAB1C2"/>
+              <w:right w:val="single" w:sz="4" w:space="0" w:color="AAB1C2"/>
+            </w:tcBorders>
+            <w:shd w:val="clear" w:fill="F3F5FB"/>
+            <w:vAlign w:val="center"/>
+          </w:tcPr>
+          <w:p>
+            <w:r>
+              <w:rPr>
+                <w:b/>
+              </w:rPr>
+              <w:t xml:space="preserve">마감 기한</w:t>
+            </w:r>
+          </w:p>
+        </w:tc>
+      </w:tr>
+      <w:tr>
+        <w:tc>
+          <w:tcPr>
+            <w:tcW w:w="4512" w:type="dxa"/>
+            <w:tcBorders>
+              <w:top w:val="single" w:sz="4" w:space="0" w:color="AAB1C2"/>
+              <w:left w:val="single" w:sz="4" w:space="0" w:color="AAB1C2"/>
+              <w:bottom w:val="single" w:sz="4" w:space="0" w:color="AAB1C2"/>
+              <w:right w:val="single" w:sz="4" w:space="0" w:color="AAB1C2"/>
+            </w:tcBorders>
+            <w:vAlign w:val="center"/>
+          </w:tcPr>
+          <w:p/>
+        </w:tc>
+        <w:tc>
+          <w:tcPr>
+            <w:tcW w:w="2256" w:type="dxa"/>
+            <w:tcBorders>
+              <w:top w:val="single" w:sz="4" w:space="0" w:color="AAB1C2"/>
+              <w:left w:val="single" w:sz="4" w:space="0" w:color="AAB1C2"/>
+              <w:bottom w:val="single" w:sz="4" w:space="0" w:color="AAB1C2"/>
+              <w:right w:val="single" w:sz="4" w:space="0" w:color="AAB1C2"/>
+            </w:tcBorders>
+            <w:vAlign w:val="center"/>
+          </w:tcPr>
+          <w:p/>
+        </w:tc>
+        <w:tc>
+          <w:tcPr>
+            <w:tcW w:w="2256" w:type="dxa"/>
+            <w:tcBorders>
+              <w:top w:val="single" w:sz="4" w:space="0" w:color="AAB1C2"/>
+              <w:left w:val="single" w:sz="4" w:space="0" w:color="AAB1C2"/>
+              <w:bottom w:val="single" w:sz="4" w:space="0" w:color="AAB1C2"/>
+              <w:right w:val="single" w:sz="4" w:space="0" w:color="AAB1C2"/>
+            </w:tcBorders>
+            <w:vAlign w:val="center"/>
+          </w:tcPr>
+          <w:p/>
+        </w:tc>
+      </w:tr>
+      <w:tr>
+        <w:tc>
+          <w:tcPr>
+            <w:tcW w:w="4512" w:type="dxa"/>
+            <w:tcBorders>
+              <w:top w:val="single" w:sz="4" w:space="0" w:color="AAB1C2"/>
+              <w:left w:val="single" w:sz="4" w:space="0" w:color="AAB1C2"/>
+              <w:bottom w:val="single" w:sz="4" w:space="0" w:color="AAB1C2"/>
+              <w:right w:val="single" w:sz="4" w:space="0" w:color="AAB1C2"/>
+            </w:tcBorders>
+            <w:vAlign w:val="center"/>
+          </w:tcPr>
+          <w:p/>
+        </w:tc>
+        <w:tc>
+          <w:tcPr>
+            <w:tcW w:w="2256" w:type="dxa"/>
+            <w:tcBorders>
+              <w:top w:val="single" w:sz="4" w:space="0" w:color="AAB1C2"/>
+              <w:left w:val="single" w:sz="4" w:space="0" w:color="AAB1C2"/>
+              <w:bottom w:val="single" w:sz="4" w:space="0" w:color="AAB1C2"/>
+              <w:right w:val="single" w:sz="4" w:space="0" w:color="AAB1C2"/>
+            </w:tcBorders>
+            <w:vAlign w:val="center"/>
+          </w:tcPr>
+          <w:p/>
+        </w:tc>
+        <w:tc>
+          <w:tcPr>
+            <w:tcW w:w="2256" w:type="dxa"/>
+            <w:tcBorders>
+              <w:top w:val="single" w:sz="4" w:space="0" w:color="AAB1C2"/>
+              <w:left w:val="single" w:sz="4" w:space="0" w:color="AAB1C2"/>
+              <w:bottom w:val="single" w:sz="4" w:space="0" w:color="AAB1C2"/>
+              <w:right w:val="single" w:sz="4" w:space="0" w:color="AAB1C2"/>
+            </w:tcBorders>
+            <w:vAlign w:val="center"/>
+          </w:tcPr>
+          <w:p/>
+        </w:tc>
+      </w:tr>
+    </w:tbl>
     <w:p>
       <w:pPr>
         <w:pStyle w:val="Heading1"/>
@@ -478,17 +638,21 @@
     <w:name w:val="Title"/>
     <w:pPr>
       <w:jc w:val="center"/>
+      <w:spacing w:before="0" w:after="120"/>
     </w:pPr>
     <w:rPr>
       <w:b/>
-      <w:sz w:val="44"/>
+      <w:sz w:val="32"/>
     </w:rPr>
   </w:style>
   <w:style w:type="paragraph" w:styleId="Heading1">
     <w:name w:val="heading 1"/>
+    <w:pPr>
+      <w:spacing w:before="120" w:after="40"/>
+    </w:pPr>
     <w:rPr>
       <w:b/>
-      <w:sz w:val="28"/>
+      <w:sz w:val="22"/>
     </w:rPr>
   </w:style>
 </w:styles>
